--- a/Term6/Networking/lab-2/report.docx
+++ b/Term6/Networking/lab-2/report.docx
@@ -537,12 +537,21 @@
                 <w:szCs w:val="28"/>
               </w:rPr>
             </w:pPr>
+            <w:proofErr w:type="spellStart"/>
             <w:r>
               <w:rPr>
                 <w:rFonts w:cs="Times New Roman"/>
                 <w:szCs w:val="28"/>
               </w:rPr>
-              <w:t>Молодкин И.А.</w:t>
+              <w:t>Молодкин</w:t>
+            </w:r>
+            <w:proofErr w:type="spellEnd"/>
+            <w:r>
+              <w:rPr>
+                <w:rFonts w:cs="Times New Roman"/>
+                <w:szCs w:val="28"/>
+              </w:rPr>
+              <w:t xml:space="preserve"> И.А.</w:t>
             </w:r>
             <w:r>
               <w:rPr>
@@ -699,12 +708,14 @@
       <w:r>
         <w:t xml:space="preserve"> и </w:t>
       </w:r>
+      <w:proofErr w:type="spellStart"/>
       <w:r>
         <w:rPr>
           <w:lang w:val="en-US"/>
         </w:rPr>
         <w:t>tracert</w:t>
       </w:r>
+      <w:proofErr w:type="spellEnd"/>
       <w:r>
         <w:t>.</w:t>
       </w:r>
@@ -763,10 +774,13 @@
         </w:rPr>
       </w:pPr>
       <w:r>
+        <w:rPr>
+          <w:noProof/>
+        </w:rPr>
         <w:drawing>
-          <wp:inline distT="0" distB="0" distL="0" distR="0" wp14:anchorId="72FF2FD1" wp14:editId="7281499D">
+          <wp:inline distT="0" distB="0" distL="0" distR="0" wp14:anchorId="72FF2FD1" wp14:editId="2871DE02">
             <wp:extent cx="5940425" cy="3989705"/>
-            <wp:effectExtent l="0" t="0" r="3175" b="0"/>
+            <wp:effectExtent l="19050" t="19050" r="22225" b="10795"/>
             <wp:docPr id="13106548" name="Picture 1"/>
             <wp:cNvGraphicFramePr>
               <a:graphicFrameLocks xmlns:a="http://schemas.openxmlformats.org/drawingml/2006/main" noChangeAspect="1"/>
@@ -792,6 +806,11 @@
                     <a:prstGeom prst="rect">
                       <a:avLst/>
                     </a:prstGeom>
+                    <a:ln>
+                      <a:solidFill>
+                        <a:schemeClr val="tx1"/>
+                      </a:solidFill>
+                    </a:ln>
                   </pic:spPr>
                 </pic:pic>
               </a:graphicData>
@@ -812,7 +831,6 @@
         <w:rPr>
           <w:b/>
           <w:bCs/>
-          <w:lang w:val="en-US"/>
         </w:rPr>
         <w:t xml:space="preserve">1. </w:t>
       </w:r>
@@ -827,9 +845,6 @@
     <w:p>
       <w:pPr>
         <w:ind w:firstLine="708"/>
-        <w:rPr>
-          <w:lang w:val="en-US"/>
-        </w:rPr>
       </w:pPr>
       <w:r>
         <w:t xml:space="preserve">В данном разделе будет проанализирован </w:t>
@@ -875,10 +890,11 @@
           <w:noProof/>
           <w:lang w:val="en-US"/>
         </w:rPr>
+        <w:lastRenderedPageBreak/>
         <w:drawing>
-          <wp:inline distT="0" distB="0" distL="0" distR="0" wp14:anchorId="69EE97A0" wp14:editId="445A05C0">
+          <wp:inline distT="0" distB="0" distL="0" distR="0" wp14:anchorId="69EE97A0" wp14:editId="53BB8C4D">
             <wp:extent cx="3518567" cy="2122227"/>
-            <wp:effectExtent l="0" t="0" r="5715" b="0"/>
+            <wp:effectExtent l="19050" t="19050" r="24765" b="11430"/>
             <wp:docPr id="2055296293" name="Picture 2"/>
             <wp:cNvGraphicFramePr>
               <a:graphicFrameLocks xmlns:a="http://schemas.openxmlformats.org/drawingml/2006/main" noChangeAspect="1"/>
@@ -915,7 +931,9 @@
                     </a:prstGeom>
                     <a:noFill/>
                     <a:ln>
-                      <a:noFill/>
+                      <a:solidFill>
+                        <a:schemeClr val="tx1"/>
+                      </a:solidFill>
                     </a:ln>
                   </pic:spPr>
                 </pic:pic>
@@ -928,16 +946,9 @@
     <w:p>
       <w:pPr>
         <w:ind w:firstLine="708"/>
-        <w:rPr>
-          <w:lang w:val="en-US"/>
-        </w:rPr>
-      </w:pPr>
-      <w:r>
-        <w:lastRenderedPageBreak/>
-        <w:t xml:space="preserve">В </w:t>
-      </w:r>
-      <w:r>
-        <w:t>результате симуляции будут получены следующие события:</w:t>
+      </w:pPr>
+      <w:r>
+        <w:t>В результате симуляции будут получены следующие события:</w:t>
       </w:r>
     </w:p>
     <w:p>
@@ -945,10 +956,13 @@
         <w:jc w:val="center"/>
       </w:pPr>
       <w:r>
+        <w:rPr>
+          <w:noProof/>
+        </w:rPr>
         <w:drawing>
-          <wp:inline distT="0" distB="0" distL="0" distR="0" wp14:anchorId="51729F66" wp14:editId="3559E05A">
+          <wp:inline distT="0" distB="0" distL="0" distR="0" wp14:anchorId="51729F66" wp14:editId="397C6A10">
             <wp:extent cx="2486372" cy="3057952"/>
-            <wp:effectExtent l="0" t="0" r="9525" b="9525"/>
+            <wp:effectExtent l="19050" t="19050" r="28575" b="28575"/>
             <wp:docPr id="389031337" name="Picture 1"/>
             <wp:cNvGraphicFramePr>
               <a:graphicFrameLocks xmlns:a="http://schemas.openxmlformats.org/drawingml/2006/main" noChangeAspect="1"/>
@@ -974,6 +988,11 @@
                     <a:prstGeom prst="rect">
                       <a:avLst/>
                     </a:prstGeom>
+                    <a:ln>
+                      <a:solidFill>
+                        <a:schemeClr val="tx1"/>
+                      </a:solidFill>
+                    </a:ln>
                   </pic:spPr>
                 </pic:pic>
               </a:graphicData>
@@ -1066,10 +1085,14 @@
         <w:jc w:val="center"/>
       </w:pPr>
       <w:r>
+        <w:rPr>
+          <w:noProof/>
+        </w:rPr>
+        <w:lastRenderedPageBreak/>
         <w:drawing>
-          <wp:inline distT="0" distB="0" distL="0" distR="0" wp14:anchorId="6F54C561" wp14:editId="190B14FA">
-            <wp:extent cx="3946513" cy="3732662"/>
-            <wp:effectExtent l="0" t="0" r="0" b="1270"/>
+          <wp:inline distT="0" distB="0" distL="0" distR="0" wp14:anchorId="6F54C561" wp14:editId="0E6B6A46">
+            <wp:extent cx="3861186" cy="3651959"/>
+            <wp:effectExtent l="19050" t="19050" r="25400" b="24765"/>
             <wp:docPr id="1964547845" name="Picture 1"/>
             <wp:cNvGraphicFramePr>
               <a:graphicFrameLocks xmlns:a="http://schemas.openxmlformats.org/drawingml/2006/main" noChangeAspect="1"/>
@@ -1090,11 +1113,16 @@
                   <pic:spPr>
                     <a:xfrm>
                       <a:off x="0" y="0"/>
-                      <a:ext cx="3963987" cy="3749189"/>
+                      <a:ext cx="3881532" cy="3671203"/>
                     </a:xfrm>
                     <a:prstGeom prst="rect">
                       <a:avLst/>
                     </a:prstGeom>
+                    <a:ln>
+                      <a:solidFill>
+                        <a:schemeClr val="tx1"/>
+                      </a:solidFill>
+                    </a:ln>
                   </pic:spPr>
                 </pic:pic>
               </a:graphicData>
@@ -1109,7 +1137,6 @@
         <w:jc w:val="left"/>
       </w:pPr>
       <w:r>
-        <w:lastRenderedPageBreak/>
         <w:t xml:space="preserve">На предыдущем рисунке представлен вид отправленного пакета. В графе </w:t>
       </w:r>
       <w:r>
@@ -1205,10 +1232,13 @@
         <w:jc w:val="center"/>
       </w:pPr>
       <w:r>
+        <w:rPr>
+          <w:noProof/>
+        </w:rPr>
         <w:drawing>
-          <wp:inline distT="0" distB="0" distL="0" distR="0" wp14:anchorId="6CF6CA62" wp14:editId="528A5015">
-            <wp:extent cx="3732662" cy="4231718"/>
-            <wp:effectExtent l="0" t="0" r="1270" b="0"/>
+          <wp:inline distT="0" distB="0" distL="0" distR="0" wp14:anchorId="6CF6CA62" wp14:editId="3235F00C">
+            <wp:extent cx="3527232" cy="3998822"/>
+            <wp:effectExtent l="19050" t="19050" r="16510" b="20955"/>
             <wp:docPr id="1255784922" name="Picture 1"/>
             <wp:cNvGraphicFramePr>
               <a:graphicFrameLocks xmlns:a="http://schemas.openxmlformats.org/drawingml/2006/main" noChangeAspect="1"/>
@@ -1229,11 +1259,16 @@
                   <pic:spPr>
                     <a:xfrm>
                       <a:off x="0" y="0"/>
-                      <a:ext cx="3741915" cy="4242208"/>
+                      <a:ext cx="3539784" cy="4013052"/>
                     </a:xfrm>
                     <a:prstGeom prst="rect">
                       <a:avLst/>
                     </a:prstGeom>
+                    <a:ln>
+                      <a:solidFill>
+                        <a:schemeClr val="tx1"/>
+                      </a:solidFill>
+                    </a:ln>
                   </pic:spPr>
                 </pic:pic>
               </a:graphicData>
@@ -1268,7 +1303,6 @@
         <w:rPr>
           <w:b/>
           <w:bCs/>
-          <w:lang w:val="en-US"/>
         </w:rPr>
         <w:t xml:space="preserve">. </w:t>
       </w:r>
@@ -1290,9 +1324,6 @@
     <w:p>
       <w:pPr>
         <w:ind w:firstLine="708"/>
-        <w:rPr>
-          <w:lang w:val="en-US"/>
-        </w:rPr>
       </w:pPr>
       <w:r>
         <w:t xml:space="preserve">В данном разделе будет проанализирован </w:t>
@@ -1338,9 +1369,9 @@
           <w:lang w:val="en-US"/>
         </w:rPr>
         <w:drawing>
-          <wp:inline distT="0" distB="0" distL="0" distR="0" wp14:anchorId="02EC1594" wp14:editId="7C4C8B7E">
+          <wp:inline distT="0" distB="0" distL="0" distR="0" wp14:anchorId="02EC1594" wp14:editId="6A6BF602">
             <wp:extent cx="3773805" cy="1255395"/>
-            <wp:effectExtent l="0" t="0" r="0" b="1905"/>
+            <wp:effectExtent l="19050" t="19050" r="17145" b="20955"/>
             <wp:docPr id="1408731510" name="Picture 3"/>
             <wp:cNvGraphicFramePr>
               <a:graphicFrameLocks xmlns:a="http://schemas.openxmlformats.org/drawingml/2006/main" noChangeAspect="1"/>
@@ -1377,7 +1408,9 @@
                     </a:prstGeom>
                     <a:noFill/>
                     <a:ln>
-                      <a:noFill/>
+                      <a:solidFill>
+                        <a:schemeClr val="tx1"/>
+                      </a:solidFill>
                     </a:ln>
                   </pic:spPr>
                 </pic:pic>
@@ -1397,11 +1430,7 @@
         <w:ind w:firstLine="708"/>
       </w:pPr>
       <w:r>
-        <w:t xml:space="preserve">Как видно по рисунку, пакет проходит 2 узла, поскольку отправитель не имеет прямого подключения к получателю. Сначала пакет попадает в роутер, </w:t>
-      </w:r>
-      <w:r>
-        <w:lastRenderedPageBreak/>
-        <w:t>находящийся по адресу 192.168.3.1. Далее пакет идёт уже в другую подсеть к получателю по адресу 192.168.5.4.</w:t>
+        <w:t>Как видно по рисунку, пакет проходит 2 узла, поскольку отправитель не имеет прямого подключения к получателю. Сначала пакет попадает в роутер, находящийся по адресу 192.168.3.1. Далее пакет идёт уже в другую подсеть к получателю по адресу 192.168.5.4.</w:t>
       </w:r>
     </w:p>
     <w:p>
@@ -1462,12 +1491,14 @@
       <w:r>
         <w:t xml:space="preserve">и </w:t>
       </w:r>
+      <w:proofErr w:type="spellStart"/>
       <w:r>
         <w:rPr>
           <w:lang w:val="en-US"/>
         </w:rPr>
         <w:t>tracert</w:t>
       </w:r>
+      <w:proofErr w:type="spellEnd"/>
       <w:r>
         <w:t xml:space="preserve"> </w:t>
       </w:r>
@@ -2888,6 +2919,7 @@
   <w:style w:type="character" w:default="1" w:styleId="DefaultParagraphFont">
     <w:name w:val="Default Paragraph Font"/>
     <w:uiPriority w:val="1"/>
+    <w:semiHidden/>
     <w:unhideWhenUsed/>
   </w:style>
   <w:style w:type="table" w:default="1" w:styleId="TableNormal">
